--- a/public/doc/template.docx
+++ b/public/doc/template.docx
@@ -225,10 +225,12 @@
               <w:bottom w:val="single" w:sz="4" w:space="0" w:color="auto"/>
               <w:right w:val="single" w:sz="4" w:space="0" w:color="auto"/>
             </w:tcBorders>
-          </w:tcPr>
-          <w:p>
-            <w:pPr>
-              <w:spacing w:line="276" w:lineRule="auto"/>
+            <w:vAlign w:val="center"/>
+          </w:tcPr>
+          <w:p>
+            <w:pPr>
+              <w:spacing w:line="276" w:lineRule="auto"/>
+              <w:jc w:val="center"/>
               <w:rPr>
                 <w:b/>
                 <w:bCs/>
@@ -285,10 +287,12 @@
               <w:bottom w:val="single" w:sz="4" w:space="0" w:color="auto"/>
               <w:right w:val="single" w:sz="4" w:space="0" w:color="auto"/>
             </w:tcBorders>
-          </w:tcPr>
-          <w:p>
-            <w:pPr>
-              <w:spacing w:line="276" w:lineRule="auto"/>
+            <w:vAlign w:val="center"/>
+          </w:tcPr>
+          <w:p>
+            <w:pPr>
+              <w:spacing w:line="276" w:lineRule="auto"/>
+              <w:jc w:val="center"/>
               <w:rPr>
                 <w:b/>
                 <w:bCs/>
@@ -345,10 +349,12 @@
               <w:bottom w:val="single" w:sz="4" w:space="0" w:color="auto"/>
               <w:right w:val="single" w:sz="4" w:space="0" w:color="auto"/>
             </w:tcBorders>
-          </w:tcPr>
-          <w:p>
-            <w:pPr>
-              <w:spacing w:line="276" w:lineRule="auto"/>
+            <w:vAlign w:val="center"/>
+          </w:tcPr>
+          <w:p>
+            <w:pPr>
+              <w:spacing w:line="276" w:lineRule="auto"/>
+              <w:jc w:val="center"/>
               <w:rPr>
                 <w:b/>
                 <w:bCs/>
@@ -405,10 +411,12 @@
               <w:bottom w:val="single" w:sz="4" w:space="0" w:color="auto"/>
               <w:right w:val="single" w:sz="4" w:space="0" w:color="auto"/>
             </w:tcBorders>
-          </w:tcPr>
-          <w:p>
-            <w:pPr>
-              <w:spacing w:line="276" w:lineRule="auto"/>
+            <w:vAlign w:val="center"/>
+          </w:tcPr>
+          <w:p>
+            <w:pPr>
+              <w:spacing w:line="276" w:lineRule="auto"/>
+              <w:jc w:val="center"/>
               <w:rPr>
                 <w:b/>
                 <w:bCs/>
@@ -675,10 +683,12 @@
               <w:bottom w:val="single" w:sz="4" w:space="0" w:color="auto"/>
               <w:right w:val="single" w:sz="4" w:space="0" w:color="auto"/>
             </w:tcBorders>
-          </w:tcPr>
-          <w:p>
-            <w:pPr>
-              <w:spacing w:line="276" w:lineRule="auto"/>
+            <w:vAlign w:val="center"/>
+          </w:tcPr>
+          <w:p>
+            <w:pPr>
+              <w:spacing w:line="276" w:lineRule="auto"/>
+              <w:jc w:val="center"/>
               <w:rPr>
                 <w:b/>
                 <w:bCs/>
@@ -735,10 +745,12 @@
               <w:bottom w:val="single" w:sz="4" w:space="0" w:color="auto"/>
               <w:right w:val="single" w:sz="4" w:space="0" w:color="auto"/>
             </w:tcBorders>
-          </w:tcPr>
-          <w:p>
-            <w:pPr>
-              <w:spacing w:line="276" w:lineRule="auto"/>
+            <w:vAlign w:val="center"/>
+          </w:tcPr>
+          <w:p>
+            <w:pPr>
+              <w:spacing w:line="276" w:lineRule="auto"/>
+              <w:jc w:val="center"/>
               <w:rPr>
                 <w:b/>
                 <w:bCs/>
@@ -901,8 +913,13 @@
             <w:r>
               <w:t>{</w:t>
             </w:r>
-            <w:r>
-              <w:t>emp_no}</w:t>
+            <w:proofErr w:type="spellStart"/>
+            <w:r>
+              <w:t>emp_no</w:t>
+            </w:r>
+            <w:proofErr w:type="spellEnd"/>
+            <w:r>
+              <w:t>}</w:t>
             </w:r>
           </w:p>
         </w:tc>
@@ -1012,7 +1029,15 @@
               <w:spacing w:line="276" w:lineRule="auto"/>
             </w:pPr>
             <w:r>
-              <w:t>{job_title}</w:t>
+              <w:t>{</w:t>
+            </w:r>
+            <w:proofErr w:type="spellStart"/>
+            <w:r>
+              <w:t>job_title</w:t>
+            </w:r>
+            <w:proofErr w:type="spellEnd"/>
+            <w:r>
+              <w:t>}</w:t>
             </w:r>
           </w:p>
         </w:tc>
@@ -1052,7 +1077,15 @@
               <w:spacing w:line="276" w:lineRule="auto"/>
             </w:pPr>
             <w:r>
-              <w:t>{doj}</w:t>
+              <w:t>{</w:t>
+            </w:r>
+            <w:proofErr w:type="spellStart"/>
+            <w:r>
+              <w:t>doj</w:t>
+            </w:r>
+            <w:proofErr w:type="spellEnd"/>
+            <w:r>
+              <w:t>}</w:t>
             </w:r>
           </w:p>
         </w:tc>
@@ -1408,7 +1441,15 @@
               <w:spacing w:line="276" w:lineRule="auto"/>
             </w:pPr>
             <w:r>
-              <w:t>{uae_contact}</w:t>
+              <w:t>{</w:t>
+            </w:r>
+            <w:proofErr w:type="spellStart"/>
+            <w:r>
+              <w:t>uae_contact</w:t>
+            </w:r>
+            <w:proofErr w:type="spellEnd"/>
+            <w:r>
+              <w:t>}</w:t>
             </w:r>
           </w:p>
         </w:tc>
@@ -1510,10 +1551,18 @@
               <w:spacing w:line="276" w:lineRule="auto"/>
             </w:pPr>
             <w:r>
-              <w:t>{home_</w:t>
-            </w:r>
-            <w:r>
-              <w:t>contact}</w:t>
+              <w:t>{</w:t>
+            </w:r>
+            <w:proofErr w:type="spellStart"/>
+            <w:r>
+              <w:t>home_</w:t>
+            </w:r>
+            <w:r>
+              <w:t>contact</w:t>
+            </w:r>
+            <w:proofErr w:type="spellEnd"/>
+            <w:r>
+              <w:t>}</w:t>
             </w:r>
           </w:p>
         </w:tc>
@@ -1703,7 +1752,15 @@
               <w:jc w:val="center"/>
             </w:pPr>
             <w:r>
-              <w:t>{start_date}</w:t>
+              <w:t>{</w:t>
+            </w:r>
+            <w:proofErr w:type="spellStart"/>
+            <w:r>
+              <w:t>start_date</w:t>
+            </w:r>
+            <w:proofErr w:type="spellEnd"/>
+            <w:r>
+              <w:t>}</w:t>
             </w:r>
           </w:p>
         </w:tc>
@@ -1760,7 +1817,15 @@
               <w:jc w:val="center"/>
             </w:pPr>
             <w:r>
-              <w:t>{outgoing_date}</w:t>
+              <w:t>{</w:t>
+            </w:r>
+            <w:proofErr w:type="spellStart"/>
+            <w:r>
+              <w:t>outgoing_date</w:t>
+            </w:r>
+            <w:proofErr w:type="spellEnd"/>
+            <w:r>
+              <w:t>}</w:t>
             </w:r>
           </w:p>
         </w:tc>
@@ -1902,7 +1967,15 @@
               <w:jc w:val="center"/>
             </w:pPr>
             <w:r>
-              <w:t>{end_date}</w:t>
+              <w:t>{</w:t>
+            </w:r>
+            <w:proofErr w:type="spellStart"/>
+            <w:r>
+              <w:t>end_date</w:t>
+            </w:r>
+            <w:proofErr w:type="spellEnd"/>
+            <w:r>
+              <w:t>}</w:t>
             </w:r>
           </w:p>
         </w:tc>
@@ -1956,8 +2029,13 @@
             <w:r>
               <w:t>{</w:t>
             </w:r>
-            <w:r>
-              <w:t>incoming_date}</w:t>
+            <w:proofErr w:type="spellStart"/>
+            <w:r>
+              <w:t>incoming_date</w:t>
+            </w:r>
+            <w:proofErr w:type="spellEnd"/>
+            <w:r>
+              <w:t>}</w:t>
             </w:r>
           </w:p>
         </w:tc>
@@ -2057,7 +2135,17 @@
                 <w:sz w:val="18"/>
                 <w:szCs w:val="18"/>
               </w:rPr>
-              <w:t>{ex</w:t>
+              <w:t>{</w:t>
+            </w:r>
+            <w:proofErr w:type="spellStart"/>
+            <w:r>
+              <w:rPr>
+                <w:b/>
+                <w:bCs/>
+                <w:sz w:val="18"/>
+                <w:szCs w:val="18"/>
+              </w:rPr>
+              <w:t>ex</w:t>
             </w:r>
             <w:r>
               <w:rPr>
@@ -2075,7 +2163,17 @@
                 <w:sz w:val="18"/>
                 <w:szCs w:val="18"/>
               </w:rPr>
-              <w:t>day}</w:t>
+              <w:t>day</w:t>
+            </w:r>
+            <w:proofErr w:type="spellEnd"/>
+            <w:r>
+              <w:rPr>
+                <w:b/>
+                <w:bCs/>
+                <w:sz w:val="18"/>
+                <w:szCs w:val="18"/>
+              </w:rPr>
+              <w:t>}</w:t>
             </w:r>
           </w:p>
         </w:tc>
@@ -2170,7 +2268,17 @@
                 <w:sz w:val="18"/>
                 <w:szCs w:val="18"/>
               </w:rPr>
-              <w:t>{in</w:t>
+              <w:t>{</w:t>
+            </w:r>
+            <w:proofErr w:type="spellStart"/>
+            <w:r>
+              <w:rPr>
+                <w:b/>
+                <w:bCs/>
+                <w:sz w:val="18"/>
+                <w:szCs w:val="18"/>
+              </w:rPr>
+              <w:t>in</w:t>
             </w:r>
             <w:r>
               <w:rPr>
@@ -2188,7 +2296,17 @@
                 <w:sz w:val="18"/>
                 <w:szCs w:val="18"/>
               </w:rPr>
-              <w:t>day}</w:t>
+              <w:t>day</w:t>
+            </w:r>
+            <w:proofErr w:type="spellEnd"/>
+            <w:r>
+              <w:rPr>
+                <w:b/>
+                <w:bCs/>
+                <w:sz w:val="18"/>
+                <w:szCs w:val="18"/>
+              </w:rPr>
+              <w:t>}</w:t>
             </w:r>
           </w:p>
         </w:tc>
@@ -2271,15 +2389,15 @@
             <w:tblGrid>
               <w:gridCol w:w="2795"/>
               <w:gridCol w:w="2317"/>
-              <w:gridCol w:w="754"/>
+              <w:gridCol w:w="432"/>
               <w:gridCol w:w="1902"/>
-              <w:gridCol w:w="667"/>
+              <w:gridCol w:w="437"/>
               <w:gridCol w:w="1784"/>
             </w:tblGrid>
             <w:tr>
               <w:tc>
                 <w:tcPr>
-                  <w:tcW w:w="2957" w:type="dxa"/>
+                  <w:tcW w:w="2795" w:type="dxa"/>
                 </w:tcPr>
                 <w:p>
                   <w:pPr>
@@ -2301,7 +2419,7 @@
               </w:tc>
               <w:tc>
                 <w:tcPr>
-                  <w:tcW w:w="2498" w:type="dxa"/>
+                  <w:tcW w:w="2317" w:type="dxa"/>
                   <w:tcBorders>
                     <w:right w:val="single" w:sz="4" w:space="0" w:color="auto"/>
                   </w:tcBorders>
@@ -2318,17 +2436,19 @@
               </w:tc>
               <w:tc>
                 <w:tcPr>
-                  <w:tcW w:w="450" w:type="dxa"/>
+                  <w:tcW w:w="432" w:type="dxa"/>
                   <w:tcBorders>
                     <w:top w:val="single" w:sz="4" w:space="0" w:color="auto"/>
                     <w:left w:val="single" w:sz="4" w:space="0" w:color="auto"/>
                     <w:bottom w:val="single" w:sz="4" w:space="0" w:color="auto"/>
                     <w:right w:val="single" w:sz="4" w:space="0" w:color="auto"/>
                   </w:tcBorders>
+                  <w:vAlign w:val="center"/>
                 </w:tcPr>
                 <w:p>
                   <w:pPr>
                     <w:spacing w:line="276" w:lineRule="auto"/>
+                    <w:jc w:val="center"/>
                     <w:rPr>
                       <w:b/>
                       <w:bCs/>
@@ -2343,13 +2463,31 @@
                       <w:sz w:val="18"/>
                       <w:szCs w:val="18"/>
                     </w:rPr>
-                    <w:t>{comp}</w:t>
+                    <w:t>{</w:t>
                   </w:r>
-                </w:p>
-              </w:tc>
-              <w:tc>
-                <w:tcPr>
-                  <w:tcW w:w="1980" w:type="dxa"/>
+                  <w:r>
+                    <w:rPr>
+                      <w:b/>
+                      <w:bCs/>
+                      <w:sz w:val="18"/>
+                      <w:szCs w:val="18"/>
+                    </w:rPr>
+                    <w:t>a</w:t>
+                  </w:r>
+                  <w:r>
+                    <w:rPr>
+                      <w:b/>
+                      <w:bCs/>
+                      <w:sz w:val="18"/>
+                      <w:szCs w:val="18"/>
+                    </w:rPr>
+                    <w:t>}</w:t>
+                  </w:r>
+                </w:p>
+              </w:tc>
+              <w:tc>
+                <w:tcPr>
+                  <w:tcW w:w="1902" w:type="dxa"/>
                   <w:tcBorders>
                     <w:left w:val="single" w:sz="4" w:space="0" w:color="auto"/>
                     <w:right w:val="single" w:sz="4" w:space="0" w:color="auto"/>
@@ -2378,17 +2516,19 @@
               </w:tc>
               <w:tc>
                 <w:tcPr>
-                  <w:tcW w:w="439" w:type="dxa"/>
+                  <w:tcW w:w="432" w:type="dxa"/>
                   <w:tcBorders>
                     <w:top w:val="single" w:sz="4" w:space="0" w:color="auto"/>
                     <w:left w:val="single" w:sz="4" w:space="0" w:color="auto"/>
                     <w:bottom w:val="single" w:sz="4" w:space="0" w:color="auto"/>
                     <w:right w:val="single" w:sz="4" w:space="0" w:color="auto"/>
                   </w:tcBorders>
+                  <w:vAlign w:val="center"/>
                 </w:tcPr>
                 <w:p>
                   <w:pPr>
                     <w:spacing w:line="276" w:lineRule="auto"/>
+                    <w:jc w:val="center"/>
                     <w:rPr>
                       <w:b/>
                       <w:bCs/>
@@ -2403,13 +2543,31 @@
                       <w:sz w:val="18"/>
                       <w:szCs w:val="18"/>
                     </w:rPr>
-                    <w:t>{own}</w:t>
+                    <w:t>{</w:t>
                   </w:r>
-                </w:p>
-              </w:tc>
-              <w:tc>
-                <w:tcPr>
-                  <w:tcW w:w="1885" w:type="dxa"/>
+                  <w:r>
+                    <w:rPr>
+                      <w:b/>
+                      <w:bCs/>
+                      <w:sz w:val="18"/>
+                      <w:szCs w:val="18"/>
+                    </w:rPr>
+                    <w:t>b</w:t>
+                  </w:r>
+                  <w:r>
+                    <w:rPr>
+                      <w:b/>
+                      <w:bCs/>
+                      <w:sz w:val="18"/>
+                      <w:szCs w:val="18"/>
+                    </w:rPr>
+                    <w:t>}</w:t>
+                  </w:r>
+                </w:p>
+              </w:tc>
+              <w:tc>
+                <w:tcPr>
+                  <w:tcW w:w="1784" w:type="dxa"/>
                   <w:tcBorders>
                     <w:left w:val="single" w:sz="4" w:space="0" w:color="auto"/>
                   </w:tcBorders>
@@ -2606,7 +2764,23 @@
                       <w:sz w:val="18"/>
                       <w:szCs w:val="18"/>
                     </w:rPr>
-                    <w:t>{dep_date}</w:t>
+                    <w:t>{</w:t>
+                  </w:r>
+                  <w:proofErr w:type="spellStart"/>
+                  <w:r>
+                    <w:rPr>
+                      <w:sz w:val="18"/>
+                      <w:szCs w:val="18"/>
+                    </w:rPr>
+                    <w:t>dep_date</w:t>
+                  </w:r>
+                  <w:proofErr w:type="spellEnd"/>
+                  <w:r>
+                    <w:rPr>
+                      <w:sz w:val="18"/>
+                      <w:szCs w:val="18"/>
+                    </w:rPr>
+                    <w:t>}</w:t>
                   </w:r>
                 </w:p>
               </w:tc>
@@ -2633,7 +2807,23 @@
                       <w:sz w:val="18"/>
                       <w:szCs w:val="18"/>
                     </w:rPr>
-                    <w:t>{dep_airline}</w:t>
+                    <w:t>{</w:t>
+                  </w:r>
+                  <w:proofErr w:type="spellStart"/>
+                  <w:r>
+                    <w:rPr>
+                      <w:sz w:val="18"/>
+                      <w:szCs w:val="18"/>
+                    </w:rPr>
+                    <w:t>dep_airline</w:t>
+                  </w:r>
+                  <w:proofErr w:type="spellEnd"/>
+                  <w:r>
+                    <w:rPr>
+                      <w:sz w:val="18"/>
+                      <w:szCs w:val="18"/>
+                    </w:rPr>
+                    <w:t>}</w:t>
                   </w:r>
                 </w:p>
               </w:tc>
@@ -2660,7 +2850,23 @@
                       <w:sz w:val="18"/>
                       <w:szCs w:val="18"/>
                     </w:rPr>
-                    <w:t>{dep_sector}</w:t>
+                    <w:t>{</w:t>
+                  </w:r>
+                  <w:proofErr w:type="spellStart"/>
+                  <w:r>
+                    <w:rPr>
+                      <w:sz w:val="18"/>
+                      <w:szCs w:val="18"/>
+                    </w:rPr>
+                    <w:t>dep_sector</w:t>
+                  </w:r>
+                  <w:proofErr w:type="spellEnd"/>
+                  <w:r>
+                    <w:rPr>
+                      <w:sz w:val="18"/>
+                      <w:szCs w:val="18"/>
+                    </w:rPr>
+                    <w:t>}</w:t>
                   </w:r>
                 </w:p>
               </w:tc>
@@ -2714,7 +2920,23 @@
                       <w:sz w:val="18"/>
                       <w:szCs w:val="18"/>
                     </w:rPr>
-                    <w:t>{ret_date}</w:t>
+                    <w:t>{</w:t>
+                  </w:r>
+                  <w:proofErr w:type="spellStart"/>
+                  <w:r>
+                    <w:rPr>
+                      <w:sz w:val="18"/>
+                      <w:szCs w:val="18"/>
+                    </w:rPr>
+                    <w:t>ret_date</w:t>
+                  </w:r>
+                  <w:proofErr w:type="spellEnd"/>
+                  <w:r>
+                    <w:rPr>
+                      <w:sz w:val="18"/>
+                      <w:szCs w:val="18"/>
+                    </w:rPr>
+                    <w:t>}</w:t>
                   </w:r>
                 </w:p>
               </w:tc>
@@ -2741,7 +2963,23 @@
                       <w:sz w:val="18"/>
                       <w:szCs w:val="18"/>
                     </w:rPr>
-                    <w:t>{ret_airline}</w:t>
+                    <w:t>{</w:t>
+                  </w:r>
+                  <w:proofErr w:type="spellStart"/>
+                  <w:r>
+                    <w:rPr>
+                      <w:sz w:val="18"/>
+                      <w:szCs w:val="18"/>
+                    </w:rPr>
+                    <w:t>ret_airline</w:t>
+                  </w:r>
+                  <w:proofErr w:type="spellEnd"/>
+                  <w:r>
+                    <w:rPr>
+                      <w:sz w:val="18"/>
+                      <w:szCs w:val="18"/>
+                    </w:rPr>
+                    <w:t>}</w:t>
                   </w:r>
                 </w:p>
               </w:tc>
@@ -2770,6 +3008,7 @@
                     </w:rPr>
                     <w:t>{</w:t>
                   </w:r>
+                  <w:proofErr w:type="spellStart"/>
                   <w:r>
                     <w:rPr>
                       <w:sz w:val="18"/>
@@ -2782,7 +3021,15 @@
                       <w:sz w:val="18"/>
                       <w:szCs w:val="18"/>
                     </w:rPr>
-                    <w:t>_sector}</w:t>
+                    <w:t>_sector</w:t>
+                  </w:r>
+                  <w:proofErr w:type="spellEnd"/>
+                  <w:r>
+                    <w:rPr>
+                      <w:sz w:val="18"/>
+                      <w:szCs w:val="18"/>
+                    </w:rPr>
+                    <w:t>}</w:t>
                   </w:r>
                 </w:p>
               </w:tc>

--- a/public/doc/template.docx
+++ b/public/doc/template.docx
@@ -105,45 +105,6 @@
     </w:p>
     <w:p>
       <w:pPr>
-        <w:spacing w:after="0" w:line="276" w:lineRule="auto"/>
-        <w:jc w:val="center"/>
-        <w:rPr>
-          <w:b/>
-          <w:bCs/>
-          <w:sz w:val="18"/>
-          <w:szCs w:val="18"/>
-        </w:rPr>
-      </w:pPr>
-      <w:r>
-        <w:rPr>
-          <w:b/>
-          <w:bCs/>
-          <w:sz w:val="18"/>
-          <w:szCs w:val="18"/>
-        </w:rPr>
-        <w:t xml:space="preserve">SECTION ‘A’ TO ‘E’ </w:t>
-      </w:r>
-      <w:r>
-        <w:rPr>
-          <w:b/>
-          <w:bCs/>
-          <w:sz w:val="18"/>
-          <w:szCs w:val="18"/>
-        </w:rPr>
-        <w:t>TO</w:t>
-      </w:r>
-      <w:r>
-        <w:rPr>
-          <w:b/>
-          <w:bCs/>
-          <w:sz w:val="18"/>
-          <w:szCs w:val="18"/>
-        </w:rPr>
-        <w:t xml:space="preserve"> BE COMPLETED BY EMPLOYEE</w:t>
-      </w:r>
-    </w:p>
-    <w:p>
-      <w:pPr>
         <w:pStyle w:val="ListParagraph"/>
         <w:numPr>
           <w:ilvl w:val="0"/>
@@ -913,13 +874,8 @@
             <w:r>
               <w:t>{</w:t>
             </w:r>
-            <w:proofErr w:type="spellStart"/>
-            <w:r>
-              <w:t>emp_no</w:t>
-            </w:r>
-            <w:proofErr w:type="spellEnd"/>
-            <w:r>
-              <w:t>}</w:t>
+            <w:r>
+              <w:t>emp_no}</w:t>
             </w:r>
           </w:p>
         </w:tc>
@@ -1029,15 +985,7 @@
               <w:spacing w:line="276" w:lineRule="auto"/>
             </w:pPr>
             <w:r>
-              <w:t>{</w:t>
-            </w:r>
-            <w:proofErr w:type="spellStart"/>
-            <w:r>
-              <w:t>job_title</w:t>
-            </w:r>
-            <w:proofErr w:type="spellEnd"/>
-            <w:r>
-              <w:t>}</w:t>
+              <w:t>{job_title}</w:t>
             </w:r>
           </w:p>
         </w:tc>
@@ -1077,15 +1025,7 @@
               <w:spacing w:line="276" w:lineRule="auto"/>
             </w:pPr>
             <w:r>
-              <w:t>{</w:t>
-            </w:r>
-            <w:proofErr w:type="spellStart"/>
-            <w:r>
-              <w:t>doj</w:t>
-            </w:r>
-            <w:proofErr w:type="spellEnd"/>
-            <w:r>
-              <w:t>}</w:t>
+              <w:t>{doj}</w:t>
             </w:r>
           </w:p>
         </w:tc>
@@ -1441,15 +1381,7 @@
               <w:spacing w:line="276" w:lineRule="auto"/>
             </w:pPr>
             <w:r>
-              <w:t>{</w:t>
-            </w:r>
-            <w:proofErr w:type="spellStart"/>
-            <w:r>
-              <w:t>uae_contact</w:t>
-            </w:r>
-            <w:proofErr w:type="spellEnd"/>
-            <w:r>
-              <w:t>}</w:t>
+              <w:t>{uae_contact}</w:t>
             </w:r>
           </w:p>
         </w:tc>
@@ -1551,18 +1483,10 @@
               <w:spacing w:line="276" w:lineRule="auto"/>
             </w:pPr>
             <w:r>
-              <w:t>{</w:t>
-            </w:r>
-            <w:proofErr w:type="spellStart"/>
-            <w:r>
-              <w:t>home_</w:t>
-            </w:r>
-            <w:r>
-              <w:t>contact</w:t>
-            </w:r>
-            <w:proofErr w:type="spellEnd"/>
-            <w:r>
-              <w:t>}</w:t>
+              <w:t>{home_</w:t>
+            </w:r>
+            <w:r>
+              <w:t>contact}</w:t>
             </w:r>
           </w:p>
         </w:tc>
@@ -1752,15 +1676,7 @@
               <w:jc w:val="center"/>
             </w:pPr>
             <w:r>
-              <w:t>{</w:t>
-            </w:r>
-            <w:proofErr w:type="spellStart"/>
-            <w:r>
-              <w:t>start_date</w:t>
-            </w:r>
-            <w:proofErr w:type="spellEnd"/>
-            <w:r>
-              <w:t>}</w:t>
+              <w:t>{start_date}</w:t>
             </w:r>
           </w:p>
         </w:tc>
@@ -1817,15 +1733,7 @@
               <w:jc w:val="center"/>
             </w:pPr>
             <w:r>
-              <w:t>{</w:t>
-            </w:r>
-            <w:proofErr w:type="spellStart"/>
-            <w:r>
-              <w:t>outgoing_date</w:t>
-            </w:r>
-            <w:proofErr w:type="spellEnd"/>
-            <w:r>
-              <w:t>}</w:t>
+              <w:t>{outgoing_date}</w:t>
             </w:r>
           </w:p>
         </w:tc>
@@ -1967,15 +1875,7 @@
               <w:jc w:val="center"/>
             </w:pPr>
             <w:r>
-              <w:t>{</w:t>
-            </w:r>
-            <w:proofErr w:type="spellStart"/>
-            <w:r>
-              <w:t>end_date</w:t>
-            </w:r>
-            <w:proofErr w:type="spellEnd"/>
-            <w:r>
-              <w:t>}</w:t>
+              <w:t>{end_date}</w:t>
             </w:r>
           </w:p>
         </w:tc>
@@ -2029,13 +1929,8 @@
             <w:r>
               <w:t>{</w:t>
             </w:r>
-            <w:proofErr w:type="spellStart"/>
-            <w:r>
-              <w:t>incoming_date</w:t>
-            </w:r>
-            <w:proofErr w:type="spellEnd"/>
-            <w:r>
-              <w:t>}</w:t>
+            <w:r>
+              <w:t>incoming_date}</w:t>
             </w:r>
           </w:p>
         </w:tc>
@@ -2135,17 +2030,7 @@
                 <w:sz w:val="18"/>
                 <w:szCs w:val="18"/>
               </w:rPr>
-              <w:t>{</w:t>
-            </w:r>
-            <w:proofErr w:type="spellStart"/>
-            <w:r>
-              <w:rPr>
-                <w:b/>
-                <w:bCs/>
-                <w:sz w:val="18"/>
-                <w:szCs w:val="18"/>
-              </w:rPr>
-              <w:t>ex</w:t>
+              <w:t>{ex</w:t>
             </w:r>
             <w:r>
               <w:rPr>
@@ -2163,17 +2048,7 @@
                 <w:sz w:val="18"/>
                 <w:szCs w:val="18"/>
               </w:rPr>
-              <w:t>day</w:t>
-            </w:r>
-            <w:proofErr w:type="spellEnd"/>
-            <w:r>
-              <w:rPr>
-                <w:b/>
-                <w:bCs/>
-                <w:sz w:val="18"/>
-                <w:szCs w:val="18"/>
-              </w:rPr>
-              <w:t>}</w:t>
+              <w:t>day}</w:t>
             </w:r>
           </w:p>
         </w:tc>
@@ -2268,37 +2143,133 @@
                 <w:sz w:val="18"/>
                 <w:szCs w:val="18"/>
               </w:rPr>
+              <w:t>{in</w:t>
+            </w:r>
+            <w:r>
+              <w:rPr>
+                <w:b/>
+                <w:bCs/>
+                <w:sz w:val="18"/>
+                <w:szCs w:val="18"/>
+              </w:rPr>
+              <w:t>_</w:t>
+            </w:r>
+            <w:r>
+              <w:rPr>
+                <w:b/>
+                <w:bCs/>
+                <w:sz w:val="18"/>
+                <w:szCs w:val="18"/>
+              </w:rPr>
+              <w:t>day}</w:t>
+            </w:r>
+          </w:p>
+        </w:tc>
+      </w:tr>
+    </w:tbl>
+    <w:p>
+      <w:pPr>
+        <w:spacing w:after="0" w:line="276" w:lineRule="auto"/>
+        <w:rPr>
+          <w:b/>
+          <w:bCs/>
+          <w:sz w:val="8"/>
+          <w:szCs w:val="8"/>
+        </w:rPr>
+      </w:pPr>
+    </w:p>
+    <w:tbl>
+      <w:tblPr>
+        <w:tblStyle w:val="TableGrid"/>
+        <w:tblW w:w="0" w:type="auto"/>
+        <w:tblInd w:w="175" w:type="dxa"/>
+        <w:tblLook w:val="04A0" w:firstRow="1" w:lastRow="0" w:firstColumn="1" w:lastColumn="0" w:noHBand="0" w:noVBand="1"/>
+      </w:tblPr>
+      <w:tblGrid>
+        <w:gridCol w:w="1890"/>
+        <w:gridCol w:w="8190"/>
+      </w:tblGrid>
+      <w:tr>
+        <w:trPr>
+          <w:trHeight w:val="446"/>
+        </w:trPr>
+        <w:tc>
+          <w:tcPr>
+            <w:tcW w:w="1890" w:type="dxa"/>
+            <w:vAlign w:val="center"/>
+          </w:tcPr>
+          <w:p>
+            <w:pPr>
+              <w:spacing w:line="276" w:lineRule="auto"/>
+              <w:rPr>
+                <w:b/>
+                <w:bCs/>
+                <w:sz w:val="18"/>
+                <w:szCs w:val="18"/>
+              </w:rPr>
+            </w:pPr>
+            <w:r>
+              <w:rPr>
+                <w:b/>
+                <w:bCs/>
+                <w:sz w:val="18"/>
+                <w:szCs w:val="18"/>
+              </w:rPr>
+              <w:t>Remark / C</w:t>
+            </w:r>
+            <w:r>
+              <w:rPr>
+                <w:b/>
+                <w:bCs/>
+                <w:sz w:val="18"/>
+                <w:szCs w:val="18"/>
+              </w:rPr>
+              <w:t>o</w:t>
+            </w:r>
+            <w:r>
+              <w:rPr>
+                <w:b/>
+                <w:bCs/>
+                <w:sz w:val="18"/>
+                <w:szCs w:val="18"/>
+              </w:rPr>
+              <w:t>mment</w:t>
+            </w:r>
+          </w:p>
+        </w:tc>
+        <w:tc>
+          <w:tcPr>
+            <w:tcW w:w="8190" w:type="dxa"/>
+            <w:vAlign w:val="center"/>
+          </w:tcPr>
+          <w:p>
+            <w:pPr>
+              <w:spacing w:line="276" w:lineRule="auto"/>
+              <w:rPr>
+                <w:b/>
+                <w:bCs/>
+                <w:sz w:val="18"/>
+                <w:szCs w:val="18"/>
+              </w:rPr>
+            </w:pPr>
+            <w:r>
+              <w:rPr>
+                <w:b/>
+                <w:bCs/>
+                <w:sz w:val="18"/>
+                <w:szCs w:val="18"/>
+              </w:rPr>
               <w:t>{</w:t>
             </w:r>
-            <w:proofErr w:type="spellStart"/>
-            <w:r>
-              <w:rPr>
-                <w:b/>
-                <w:bCs/>
-                <w:sz w:val="18"/>
-                <w:szCs w:val="18"/>
-              </w:rPr>
-              <w:t>in</w:t>
-            </w:r>
-            <w:r>
-              <w:rPr>
-                <w:b/>
-                <w:bCs/>
-                <w:sz w:val="18"/>
-                <w:szCs w:val="18"/>
-              </w:rPr>
-              <w:t>_</w:t>
-            </w:r>
-            <w:r>
-              <w:rPr>
-                <w:b/>
-                <w:bCs/>
-                <w:sz w:val="18"/>
-                <w:szCs w:val="18"/>
-              </w:rPr>
-              <w:t>day</w:t>
-            </w:r>
-            <w:proofErr w:type="spellEnd"/>
+            <w:r>
+              <w:rPr>
+                <w:b/>
+                <w:bCs/>
+                <w:sz w:val="18"/>
+                <w:szCs w:val="18"/>
+              </w:rPr>
+              <w:t>remarks</w:t>
+            </w:r>
             <w:r>
               <w:rPr>
                 <w:b/>
@@ -2764,23 +2735,7 @@
                       <w:sz w:val="18"/>
                       <w:szCs w:val="18"/>
                     </w:rPr>
-                    <w:t>{</w:t>
-                  </w:r>
-                  <w:proofErr w:type="spellStart"/>
-                  <w:r>
-                    <w:rPr>
-                      <w:sz w:val="18"/>
-                      <w:szCs w:val="18"/>
-                    </w:rPr>
-                    <w:t>dep_date</w:t>
-                  </w:r>
-                  <w:proofErr w:type="spellEnd"/>
-                  <w:r>
-                    <w:rPr>
-                      <w:sz w:val="18"/>
-                      <w:szCs w:val="18"/>
-                    </w:rPr>
-                    <w:t>}</w:t>
+                    <w:t>{dep_date}</w:t>
                   </w:r>
                 </w:p>
               </w:tc>
@@ -2807,23 +2762,7 @@
                       <w:sz w:val="18"/>
                       <w:szCs w:val="18"/>
                     </w:rPr>
-                    <w:t>{</w:t>
-                  </w:r>
-                  <w:proofErr w:type="spellStart"/>
-                  <w:r>
-                    <w:rPr>
-                      <w:sz w:val="18"/>
-                      <w:szCs w:val="18"/>
-                    </w:rPr>
-                    <w:t>dep_airline</w:t>
-                  </w:r>
-                  <w:proofErr w:type="spellEnd"/>
-                  <w:r>
-                    <w:rPr>
-                      <w:sz w:val="18"/>
-                      <w:szCs w:val="18"/>
-                    </w:rPr>
-                    <w:t>}</w:t>
+                    <w:t>{dep_airline}</w:t>
                   </w:r>
                 </w:p>
               </w:tc>
@@ -2850,23 +2789,7 @@
                       <w:sz w:val="18"/>
                       <w:szCs w:val="18"/>
                     </w:rPr>
-                    <w:t>{</w:t>
-                  </w:r>
-                  <w:proofErr w:type="spellStart"/>
-                  <w:r>
-                    <w:rPr>
-                      <w:sz w:val="18"/>
-                      <w:szCs w:val="18"/>
-                    </w:rPr>
-                    <w:t>dep_sector</w:t>
-                  </w:r>
-                  <w:proofErr w:type="spellEnd"/>
-                  <w:r>
-                    <w:rPr>
-                      <w:sz w:val="18"/>
-                      <w:szCs w:val="18"/>
-                    </w:rPr>
-                    <w:t>}</w:t>
+                    <w:t>{dep_sector}</w:t>
                   </w:r>
                 </w:p>
               </w:tc>
@@ -2920,23 +2843,7 @@
                       <w:sz w:val="18"/>
                       <w:szCs w:val="18"/>
                     </w:rPr>
-                    <w:t>{</w:t>
-                  </w:r>
-                  <w:proofErr w:type="spellStart"/>
-                  <w:r>
-                    <w:rPr>
-                      <w:sz w:val="18"/>
-                      <w:szCs w:val="18"/>
-                    </w:rPr>
-                    <w:t>ret_date</w:t>
-                  </w:r>
-                  <w:proofErr w:type="spellEnd"/>
-                  <w:r>
-                    <w:rPr>
-                      <w:sz w:val="18"/>
-                      <w:szCs w:val="18"/>
-                    </w:rPr>
-                    <w:t>}</w:t>
+                    <w:t>{ret_date}</w:t>
                   </w:r>
                 </w:p>
               </w:tc>
@@ -2963,23 +2870,7 @@
                       <w:sz w:val="18"/>
                       <w:szCs w:val="18"/>
                     </w:rPr>
-                    <w:t>{</w:t>
-                  </w:r>
-                  <w:proofErr w:type="spellStart"/>
-                  <w:r>
-                    <w:rPr>
-                      <w:sz w:val="18"/>
-                      <w:szCs w:val="18"/>
-                    </w:rPr>
-                    <w:t>ret_airline</w:t>
-                  </w:r>
-                  <w:proofErr w:type="spellEnd"/>
-                  <w:r>
-                    <w:rPr>
-                      <w:sz w:val="18"/>
-                      <w:szCs w:val="18"/>
-                    </w:rPr>
-                    <w:t>}</w:t>
+                    <w:t>{ret_airline}</w:t>
                   </w:r>
                 </w:p>
               </w:tc>
@@ -3008,7 +2899,6 @@
                     </w:rPr>
                     <w:t>{</w:t>
                   </w:r>
-                  <w:proofErr w:type="spellStart"/>
                   <w:r>
                     <w:rPr>
                       <w:sz w:val="18"/>
@@ -3021,15 +2911,7 @@
                       <w:sz w:val="18"/>
                       <w:szCs w:val="18"/>
                     </w:rPr>
-                    <w:t>_sector</w:t>
-                  </w:r>
-                  <w:proofErr w:type="spellEnd"/>
-                  <w:r>
-                    <w:rPr>
-                      <w:sz w:val="18"/>
-                      <w:szCs w:val="18"/>
-                    </w:rPr>
-                    <w:t>}</w:t>
+                    <w:t>_sector}</w:t>
                   </w:r>
                 </w:p>
               </w:tc>
@@ -3229,31 +3111,6 @@
         </w:tc>
       </w:tr>
     </w:tbl>
-    <w:p>
-      <w:pPr>
-        <w:spacing w:after="0"/>
-        <w:rPr>
-          <w:sz w:val="8"/>
-          <w:szCs w:val="8"/>
-        </w:rPr>
-      </w:pPr>
-    </w:p>
-    <w:p>
-      <w:pPr>
-        <w:spacing w:after="0"/>
-        <w:rPr>
-          <w:sz w:val="8"/>
-          <w:szCs w:val="8"/>
-        </w:rPr>
-      </w:pPr>
-      <w:r>
-        <w:rPr>
-          <w:sz w:val="8"/>
-          <w:szCs w:val="8"/>
-        </w:rPr>
-        <w:t>.</w:t>
-      </w:r>
-    </w:p>
     <w:p>
       <w:pPr>
         <w:pStyle w:val="ListParagraph"/>
@@ -4880,7 +4737,6 @@
   <w:style w:type="character" w:default="1" w:styleId="DefaultParagraphFont">
     <w:name w:val="Default Paragraph Font"/>
     <w:uiPriority w:val="1"/>
-    <w:semiHidden/>
     <w:unhideWhenUsed/>
   </w:style>
   <w:style w:type="table" w:default="1" w:styleId="TableNormal">

--- a/public/doc/template.docx
+++ b/public/doc/template.docx
@@ -826,12 +826,18 @@
               <w:bottom w:val="single" w:sz="4" w:space="0" w:color="auto"/>
               <w:right w:val="single" w:sz="4" w:space="0" w:color="auto"/>
             </w:tcBorders>
-          </w:tcPr>
-          <w:p>
-            <w:pPr>
-              <w:spacing w:line="276" w:lineRule="auto"/>
-            </w:pPr>
-            <w:r>
+            <w:noWrap/>
+            <w:vAlign w:val="center"/>
+          </w:tcPr>
+          <w:p>
+            <w:pPr>
+              <w:spacing w:line="276" w:lineRule="auto"/>
+            </w:pPr>
+            <w:r>
+              <w:rPr>
+                <w:sz w:val="18"/>
+                <w:szCs w:val="18"/>
+              </w:rPr>
               <w:t>{name}</w:t>
             </w:r>
           </w:p>
@@ -843,6 +849,7 @@
               <w:left w:val="single" w:sz="4" w:space="0" w:color="auto"/>
               <w:right w:val="single" w:sz="4" w:space="0" w:color="auto"/>
             </w:tcBorders>
+            <w:noWrap/>
           </w:tcPr>
           <w:p>
             <w:pPr>
@@ -870,12 +877,33 @@
           <w:p>
             <w:pPr>
               <w:spacing w:line="276" w:lineRule="auto"/>
-            </w:pPr>
-            <w:r>
+              <w:rPr>
+                <w:sz w:val="18"/>
+                <w:szCs w:val="18"/>
+              </w:rPr>
+            </w:pPr>
+            <w:r>
+              <w:rPr>
+                <w:sz w:val="18"/>
+                <w:szCs w:val="18"/>
+              </w:rPr>
               <w:t>{</w:t>
             </w:r>
-            <w:r>
-              <w:t>emp_no}</w:t>
+            <w:proofErr w:type="spellStart"/>
+            <w:r>
+              <w:rPr>
+                <w:sz w:val="18"/>
+                <w:szCs w:val="18"/>
+              </w:rPr>
+              <w:t>emp_no</w:t>
+            </w:r>
+            <w:proofErr w:type="spellEnd"/>
+            <w:r>
+              <w:rPr>
+                <w:sz w:val="18"/>
+                <w:szCs w:val="18"/>
+              </w:rPr>
+              <w:t>}</w:t>
             </w:r>
           </w:p>
         </w:tc>
@@ -979,13 +1007,38 @@
               <w:bottom w:val="single" w:sz="4" w:space="0" w:color="auto"/>
               <w:right w:val="single" w:sz="4" w:space="0" w:color="auto"/>
             </w:tcBorders>
-          </w:tcPr>
-          <w:p>
-            <w:pPr>
-              <w:spacing w:line="276" w:lineRule="auto"/>
-            </w:pPr>
-            <w:r>
-              <w:t>{job_title}</w:t>
+            <w:vAlign w:val="center"/>
+          </w:tcPr>
+          <w:p>
+            <w:pPr>
+              <w:spacing w:line="276" w:lineRule="auto"/>
+              <w:rPr>
+                <w:sz w:val="18"/>
+                <w:szCs w:val="18"/>
+              </w:rPr>
+            </w:pPr>
+            <w:r>
+              <w:rPr>
+                <w:sz w:val="18"/>
+                <w:szCs w:val="18"/>
+              </w:rPr>
+              <w:t>{</w:t>
+            </w:r>
+            <w:proofErr w:type="spellStart"/>
+            <w:r>
+              <w:rPr>
+                <w:sz w:val="18"/>
+                <w:szCs w:val="18"/>
+              </w:rPr>
+              <w:t>job_title</w:t>
+            </w:r>
+            <w:proofErr w:type="spellEnd"/>
+            <w:r>
+              <w:rPr>
+                <w:sz w:val="18"/>
+                <w:szCs w:val="18"/>
+              </w:rPr>
+              <w:t>}</w:t>
             </w:r>
           </w:p>
         </w:tc>
@@ -1025,7 +1078,27 @@
               <w:spacing w:line="276" w:lineRule="auto"/>
             </w:pPr>
             <w:r>
-              <w:t>{doj}</w:t>
+              <w:rPr>
+                <w:sz w:val="18"/>
+                <w:szCs w:val="18"/>
+              </w:rPr>
+              <w:t>{</w:t>
+            </w:r>
+            <w:proofErr w:type="spellStart"/>
+            <w:r>
+              <w:rPr>
+                <w:sz w:val="18"/>
+                <w:szCs w:val="18"/>
+              </w:rPr>
+              <w:t>doj</w:t>
+            </w:r>
+            <w:proofErr w:type="spellEnd"/>
+            <w:r>
+              <w:rPr>
+                <w:sz w:val="18"/>
+                <w:szCs w:val="18"/>
+              </w:rPr>
+              <w:t>}</w:t>
             </w:r>
           </w:p>
         </w:tc>
@@ -1132,6 +1205,10 @@
               <w:spacing w:line="276" w:lineRule="auto"/>
             </w:pPr>
             <w:r>
+              <w:rPr>
+                <w:sz w:val="18"/>
+                <w:szCs w:val="18"/>
+              </w:rPr>
               <w:t>{location}</w:t>
             </w:r>
           </w:p>
@@ -1179,6 +1256,10 @@
               <w:spacing w:line="276" w:lineRule="auto"/>
             </w:pPr>
             <w:r>
+              <w:rPr>
+                <w:sz w:val="18"/>
+                <w:szCs w:val="18"/>
+              </w:rPr>
               <w:t>{expiration}</w:t>
             </w:r>
           </w:p>
@@ -1259,6 +1340,7 @@
             <w:tcBorders>
               <w:right w:val="single" w:sz="4" w:space="0" w:color="auto"/>
             </w:tcBorders>
+            <w:noWrap/>
           </w:tcPr>
           <w:p>
             <w:pPr>
@@ -1283,12 +1365,17 @@
               <w:bottom w:val="single" w:sz="4" w:space="0" w:color="auto"/>
               <w:right w:val="single" w:sz="4" w:space="0" w:color="auto"/>
             </w:tcBorders>
-          </w:tcPr>
-          <w:p>
-            <w:pPr>
-              <w:spacing w:line="276" w:lineRule="auto"/>
-            </w:pPr>
-            <w:r>
+            <w:noWrap/>
+          </w:tcPr>
+          <w:p>
+            <w:pPr>
+              <w:spacing w:line="276" w:lineRule="auto"/>
+            </w:pPr>
+            <w:r>
+              <w:rPr>
+                <w:sz w:val="18"/>
+                <w:szCs w:val="18"/>
+              </w:rPr>
               <w:t>{address}</w:t>
             </w:r>
           </w:p>
@@ -1381,7 +1468,27 @@
               <w:spacing w:line="276" w:lineRule="auto"/>
             </w:pPr>
             <w:r>
-              <w:t>{uae_contact}</w:t>
+              <w:rPr>
+                <w:sz w:val="18"/>
+                <w:szCs w:val="18"/>
+              </w:rPr>
+              <w:t>{</w:t>
+            </w:r>
+            <w:proofErr w:type="spellStart"/>
+            <w:r>
+              <w:rPr>
+                <w:sz w:val="18"/>
+                <w:szCs w:val="18"/>
+              </w:rPr>
+              <w:t>uae_contact</w:t>
+            </w:r>
+            <w:proofErr w:type="spellEnd"/>
+            <w:r>
+              <w:rPr>
+                <w:sz w:val="18"/>
+                <w:szCs w:val="18"/>
+              </w:rPr>
+              <w:t>}</w:t>
             </w:r>
           </w:p>
         </w:tc>
@@ -1483,10 +1590,34 @@
               <w:spacing w:line="276" w:lineRule="auto"/>
             </w:pPr>
             <w:r>
-              <w:t>{home_</w:t>
-            </w:r>
-            <w:r>
-              <w:t>contact}</w:t>
+              <w:rPr>
+                <w:sz w:val="18"/>
+                <w:szCs w:val="18"/>
+              </w:rPr>
+              <w:t>{</w:t>
+            </w:r>
+            <w:proofErr w:type="spellStart"/>
+            <w:r>
+              <w:rPr>
+                <w:sz w:val="18"/>
+                <w:szCs w:val="18"/>
+              </w:rPr>
+              <w:t>home_</w:t>
+            </w:r>
+            <w:r>
+              <w:rPr>
+                <w:sz w:val="18"/>
+                <w:szCs w:val="18"/>
+              </w:rPr>
+              <w:t>contact</w:t>
+            </w:r>
+            <w:proofErr w:type="spellEnd"/>
+            <w:r>
+              <w:rPr>
+                <w:sz w:val="18"/>
+                <w:szCs w:val="18"/>
+              </w:rPr>
+              <w:t>}</w:t>
             </w:r>
           </w:p>
         </w:tc>
@@ -1676,7 +1807,27 @@
               <w:jc w:val="center"/>
             </w:pPr>
             <w:r>
-              <w:t>{start_date}</w:t>
+              <w:rPr>
+                <w:sz w:val="18"/>
+                <w:szCs w:val="18"/>
+              </w:rPr>
+              <w:t>{</w:t>
+            </w:r>
+            <w:proofErr w:type="spellStart"/>
+            <w:r>
+              <w:rPr>
+                <w:sz w:val="18"/>
+                <w:szCs w:val="18"/>
+              </w:rPr>
+              <w:t>start_date</w:t>
+            </w:r>
+            <w:proofErr w:type="spellEnd"/>
+            <w:r>
+              <w:rPr>
+                <w:sz w:val="18"/>
+                <w:szCs w:val="18"/>
+              </w:rPr>
+              <w:t>}</w:t>
             </w:r>
           </w:p>
         </w:tc>
@@ -1733,7 +1884,27 @@
               <w:jc w:val="center"/>
             </w:pPr>
             <w:r>
-              <w:t>{outgoing_date}</w:t>
+              <w:rPr>
+                <w:sz w:val="18"/>
+                <w:szCs w:val="18"/>
+              </w:rPr>
+              <w:t>{</w:t>
+            </w:r>
+            <w:proofErr w:type="spellStart"/>
+            <w:r>
+              <w:rPr>
+                <w:sz w:val="18"/>
+                <w:szCs w:val="18"/>
+              </w:rPr>
+              <w:t>outgoing_date</w:t>
+            </w:r>
+            <w:proofErr w:type="spellEnd"/>
+            <w:r>
+              <w:rPr>
+                <w:sz w:val="18"/>
+                <w:szCs w:val="18"/>
+              </w:rPr>
+              <w:t>}</w:t>
             </w:r>
           </w:p>
         </w:tc>
@@ -1875,7 +2046,27 @@
               <w:jc w:val="center"/>
             </w:pPr>
             <w:r>
-              <w:t>{end_date}</w:t>
+              <w:rPr>
+                <w:sz w:val="18"/>
+                <w:szCs w:val="18"/>
+              </w:rPr>
+              <w:t>{</w:t>
+            </w:r>
+            <w:proofErr w:type="spellStart"/>
+            <w:r>
+              <w:rPr>
+                <w:sz w:val="18"/>
+                <w:szCs w:val="18"/>
+              </w:rPr>
+              <w:t>end_date</w:t>
+            </w:r>
+            <w:proofErr w:type="spellEnd"/>
+            <w:r>
+              <w:rPr>
+                <w:sz w:val="18"/>
+                <w:szCs w:val="18"/>
+              </w:rPr>
+              <w:t>}</w:t>
             </w:r>
           </w:p>
         </w:tc>
@@ -1927,10 +2118,27 @@
               <w:jc w:val="center"/>
             </w:pPr>
             <w:r>
+              <w:rPr>
+                <w:sz w:val="18"/>
+                <w:szCs w:val="18"/>
+              </w:rPr>
               <w:t>{</w:t>
             </w:r>
-            <w:r>
-              <w:t>incoming_date}</w:t>
+            <w:proofErr w:type="spellStart"/>
+            <w:r>
+              <w:rPr>
+                <w:sz w:val="18"/>
+                <w:szCs w:val="18"/>
+              </w:rPr>
+              <w:t>incoming_date</w:t>
+            </w:r>
+            <w:proofErr w:type="spellEnd"/>
+            <w:r>
+              <w:rPr>
+                <w:sz w:val="18"/>
+                <w:szCs w:val="18"/>
+              </w:rPr>
+              <w:t>}</w:t>
             </w:r>
           </w:p>
         </w:tc>
@@ -2030,7 +2238,17 @@
                 <w:sz w:val="18"/>
                 <w:szCs w:val="18"/>
               </w:rPr>
-              <w:t>{ex</w:t>
+              <w:t>{</w:t>
+            </w:r>
+            <w:proofErr w:type="spellStart"/>
+            <w:r>
+              <w:rPr>
+                <w:b/>
+                <w:bCs/>
+                <w:sz w:val="18"/>
+                <w:szCs w:val="18"/>
+              </w:rPr>
+              <w:t>ex</w:t>
             </w:r>
             <w:r>
               <w:rPr>
@@ -2048,7 +2266,17 @@
                 <w:sz w:val="18"/>
                 <w:szCs w:val="18"/>
               </w:rPr>
-              <w:t>day}</w:t>
+              <w:t>day</w:t>
+            </w:r>
+            <w:proofErr w:type="spellEnd"/>
+            <w:r>
+              <w:rPr>
+                <w:b/>
+                <w:bCs/>
+                <w:sz w:val="18"/>
+                <w:szCs w:val="18"/>
+              </w:rPr>
+              <w:t>}</w:t>
             </w:r>
           </w:p>
         </w:tc>
@@ -2143,7 +2371,17 @@
                 <w:sz w:val="18"/>
                 <w:szCs w:val="18"/>
               </w:rPr>
-              <w:t>{in</w:t>
+              <w:t>{</w:t>
+            </w:r>
+            <w:proofErr w:type="spellStart"/>
+            <w:r>
+              <w:rPr>
+                <w:b/>
+                <w:bCs/>
+                <w:sz w:val="18"/>
+                <w:szCs w:val="18"/>
+              </w:rPr>
+              <w:t>in</w:t>
             </w:r>
             <w:r>
               <w:rPr>
@@ -2161,7 +2399,17 @@
                 <w:sz w:val="18"/>
                 <w:szCs w:val="18"/>
               </w:rPr>
-              <w:t>day}</w:t>
+              <w:t>day</w:t>
+            </w:r>
+            <w:proofErr w:type="spellEnd"/>
+            <w:r>
+              <w:rPr>
+                <w:b/>
+                <w:bCs/>
+                <w:sz w:val="18"/>
+                <w:szCs w:val="18"/>
+              </w:rPr>
+              <w:t>}</w:t>
             </w:r>
           </w:p>
         </w:tc>
@@ -2240,6 +2488,7 @@
         <w:tc>
           <w:tcPr>
             <w:tcW w:w="8190" w:type="dxa"/>
+            <w:noWrap/>
             <w:vAlign w:val="center"/>
           </w:tcPr>
           <w:p>
@@ -2735,7 +2984,23 @@
                       <w:sz w:val="18"/>
                       <w:szCs w:val="18"/>
                     </w:rPr>
-                    <w:t>{dep_date}</w:t>
+                    <w:t>{</w:t>
+                  </w:r>
+                  <w:proofErr w:type="spellStart"/>
+                  <w:r>
+                    <w:rPr>
+                      <w:sz w:val="18"/>
+                      <w:szCs w:val="18"/>
+                    </w:rPr>
+                    <w:t>dep_date</w:t>
+                  </w:r>
+                  <w:proofErr w:type="spellEnd"/>
+                  <w:r>
+                    <w:rPr>
+                      <w:sz w:val="18"/>
+                      <w:szCs w:val="18"/>
+                    </w:rPr>
+                    <w:t>}</w:t>
                   </w:r>
                 </w:p>
               </w:tc>
@@ -2762,7 +3027,23 @@
                       <w:sz w:val="18"/>
                       <w:szCs w:val="18"/>
                     </w:rPr>
-                    <w:t>{dep_airline}</w:t>
+                    <w:t>{</w:t>
+                  </w:r>
+                  <w:proofErr w:type="spellStart"/>
+                  <w:r>
+                    <w:rPr>
+                      <w:sz w:val="18"/>
+                      <w:szCs w:val="18"/>
+                    </w:rPr>
+                    <w:t>dep_airline</w:t>
+                  </w:r>
+                  <w:proofErr w:type="spellEnd"/>
+                  <w:r>
+                    <w:rPr>
+                      <w:sz w:val="18"/>
+                      <w:szCs w:val="18"/>
+                    </w:rPr>
+                    <w:t>}</w:t>
                   </w:r>
                 </w:p>
               </w:tc>
@@ -2789,7 +3070,23 @@
                       <w:sz w:val="18"/>
                       <w:szCs w:val="18"/>
                     </w:rPr>
-                    <w:t>{dep_sector}</w:t>
+                    <w:t>{</w:t>
+                  </w:r>
+                  <w:proofErr w:type="spellStart"/>
+                  <w:r>
+                    <w:rPr>
+                      <w:sz w:val="18"/>
+                      <w:szCs w:val="18"/>
+                    </w:rPr>
+                    <w:t>dep_sector</w:t>
+                  </w:r>
+                  <w:proofErr w:type="spellEnd"/>
+                  <w:r>
+                    <w:rPr>
+                      <w:sz w:val="18"/>
+                      <w:szCs w:val="18"/>
+                    </w:rPr>
+                    <w:t>}</w:t>
                   </w:r>
                 </w:p>
               </w:tc>
@@ -2843,7 +3140,23 @@
                       <w:sz w:val="18"/>
                       <w:szCs w:val="18"/>
                     </w:rPr>
-                    <w:t>{ret_date}</w:t>
+                    <w:t>{</w:t>
+                  </w:r>
+                  <w:proofErr w:type="spellStart"/>
+                  <w:r>
+                    <w:rPr>
+                      <w:sz w:val="18"/>
+                      <w:szCs w:val="18"/>
+                    </w:rPr>
+                    <w:t>ret_date</w:t>
+                  </w:r>
+                  <w:proofErr w:type="spellEnd"/>
+                  <w:r>
+                    <w:rPr>
+                      <w:sz w:val="18"/>
+                      <w:szCs w:val="18"/>
+                    </w:rPr>
+                    <w:t>}</w:t>
                   </w:r>
                 </w:p>
               </w:tc>
@@ -2870,7 +3183,23 @@
                       <w:sz w:val="18"/>
                       <w:szCs w:val="18"/>
                     </w:rPr>
-                    <w:t>{ret_airline}</w:t>
+                    <w:t>{</w:t>
+                  </w:r>
+                  <w:proofErr w:type="spellStart"/>
+                  <w:r>
+                    <w:rPr>
+                      <w:sz w:val="18"/>
+                      <w:szCs w:val="18"/>
+                    </w:rPr>
+                    <w:t>ret_airline</w:t>
+                  </w:r>
+                  <w:proofErr w:type="spellEnd"/>
+                  <w:r>
+                    <w:rPr>
+                      <w:sz w:val="18"/>
+                      <w:szCs w:val="18"/>
+                    </w:rPr>
+                    <w:t>}</w:t>
                   </w:r>
                 </w:p>
               </w:tc>
@@ -2899,6 +3228,7 @@
                     </w:rPr>
                     <w:t>{</w:t>
                   </w:r>
+                  <w:proofErr w:type="spellStart"/>
                   <w:r>
                     <w:rPr>
                       <w:sz w:val="18"/>
@@ -2911,7 +3241,15 @@
                       <w:sz w:val="18"/>
                       <w:szCs w:val="18"/>
                     </w:rPr>
-                    <w:t>_sector}</w:t>
+                    <w:t>_sector</w:t>
+                  </w:r>
+                  <w:proofErr w:type="spellEnd"/>
+                  <w:r>
+                    <w:rPr>
+                      <w:sz w:val="18"/>
+                      <w:szCs w:val="18"/>
+                    </w:rPr>
+                    <w:t>}</w:t>
                   </w:r>
                 </w:p>
               </w:tc>
@@ -2965,11 +3303,11 @@
         <w:tblLook w:val="04A0" w:firstRow="1" w:lastRow="0" w:firstColumn="1" w:lastColumn="0" w:noHBand="0" w:noVBand="1"/>
       </w:tblPr>
       <w:tblGrid>
-        <w:gridCol w:w="1615"/>
-        <w:gridCol w:w="1710"/>
+        <w:gridCol w:w="2160"/>
+        <w:gridCol w:w="1165"/>
         <w:gridCol w:w="270"/>
-        <w:gridCol w:w="1080"/>
-        <w:gridCol w:w="1980"/>
+        <w:gridCol w:w="1355"/>
+        <w:gridCol w:w="1705"/>
         <w:gridCol w:w="270"/>
         <w:gridCol w:w="1530"/>
         <w:gridCol w:w="2001"/>
@@ -2977,27 +3315,34 @@
       <w:tr>
         <w:tc>
           <w:tcPr>
-            <w:tcW w:w="1615" w:type="dxa"/>
-          </w:tcPr>
-          <w:p>
-            <w:pPr>
-              <w:rPr>
-                <w:sz w:val="18"/>
-                <w:szCs w:val="18"/>
-              </w:rPr>
-            </w:pPr>
-            <w:r>
-              <w:rPr>
-                <w:sz w:val="18"/>
-                <w:szCs w:val="18"/>
-              </w:rPr>
-              <w:t>Department Head:</w:t>
-            </w:r>
-          </w:p>
-        </w:tc>
-        <w:tc>
-          <w:tcPr>
-            <w:tcW w:w="1710" w:type="dxa"/>
+            <w:tcW w:w="2160" w:type="dxa"/>
+          </w:tcPr>
+          <w:p>
+            <w:pPr>
+              <w:rPr>
+                <w:sz w:val="18"/>
+                <w:szCs w:val="18"/>
+              </w:rPr>
+            </w:pPr>
+            <w:r>
+              <w:rPr>
+                <w:sz w:val="18"/>
+                <w:szCs w:val="18"/>
+              </w:rPr>
+              <w:t>Signature of Employee</w:t>
+            </w:r>
+            <w:r>
+              <w:rPr>
+                <w:sz w:val="18"/>
+                <w:szCs w:val="18"/>
+              </w:rPr>
+              <w:t>:</w:t>
+            </w:r>
+          </w:p>
+        </w:tc>
+        <w:tc>
+          <w:tcPr>
+            <w:tcW w:w="1165" w:type="dxa"/>
             <w:tcBorders>
               <w:bottom w:val="single" w:sz="4" w:space="0" w:color="auto"/>
             </w:tcBorders>
@@ -3026,10 +3371,11 @@
         </w:tc>
         <w:tc>
           <w:tcPr>
-            <w:tcW w:w="1080" w:type="dxa"/>
-          </w:tcPr>
-          <w:p>
-            <w:pPr>
+            <w:tcW w:w="1355" w:type="dxa"/>
+          </w:tcPr>
+          <w:p>
+            <w:pPr>
+              <w:jc w:val="right"/>
               <w:rPr>
                 <w:sz w:val="18"/>
                 <w:szCs w:val="18"/>
@@ -3046,7 +3392,7 @@
         </w:tc>
         <w:tc>
           <w:tcPr>
-            <w:tcW w:w="1980" w:type="dxa"/>
+            <w:tcW w:w="1705" w:type="dxa"/>
             <w:tcBorders>
               <w:bottom w:val="single" w:sz="4" w:space="0" w:color="auto"/>
             </w:tcBorders>
@@ -4737,6 +5083,7 @@
   <w:style w:type="character" w:default="1" w:styleId="DefaultParagraphFont">
     <w:name w:val="Default Paragraph Font"/>
     <w:uiPriority w:val="1"/>
+    <w:semiHidden/>
     <w:unhideWhenUsed/>
   </w:style>
   <w:style w:type="table" w:default="1" w:styleId="TableNormal">

--- a/public/doc/template.docx
+++ b/public/doc/template.docx
@@ -1329,14 +1329,18 @@
         <w:tblLook w:val="04A0" w:firstRow="1" w:lastRow="0" w:firstColumn="1" w:lastColumn="0" w:noHBand="0" w:noVBand="1"/>
       </w:tblPr>
       <w:tblGrid>
-        <w:gridCol w:w="2695"/>
-        <w:gridCol w:w="3060"/>
-        <w:gridCol w:w="4680"/>
+        <w:gridCol w:w="2608"/>
+        <w:gridCol w:w="87"/>
+        <w:gridCol w:w="2975"/>
+        <w:gridCol w:w="85"/>
+        <w:gridCol w:w="1535"/>
+        <w:gridCol w:w="3145"/>
       </w:tblGrid>
       <w:tr>
         <w:tc>
           <w:tcPr>
             <w:tcW w:w="2695" w:type="dxa"/>
+            <w:gridSpan w:val="2"/>
             <w:tcBorders>
               <w:right w:val="single" w:sz="4" w:space="0" w:color="auto"/>
             </w:tcBorders>
@@ -1358,7 +1362,7 @@
         <w:tc>
           <w:tcPr>
             <w:tcW w:w="7740" w:type="dxa"/>
-            <w:gridSpan w:val="2"/>
+            <w:gridSpan w:val="4"/>
             <w:tcBorders>
               <w:top w:val="single" w:sz="4" w:space="0" w:color="auto"/>
               <w:left w:val="single" w:sz="4" w:space="0" w:color="auto"/>
@@ -1385,6 +1389,7 @@
         <w:tc>
           <w:tcPr>
             <w:tcW w:w="2695" w:type="dxa"/>
+            <w:gridSpan w:val="2"/>
           </w:tcPr>
           <w:p>
             <w:pPr>
@@ -1399,10 +1404,7 @@
         <w:tc>
           <w:tcPr>
             <w:tcW w:w="3060" w:type="dxa"/>
-            <w:tcBorders>
-              <w:top w:val="single" w:sz="4" w:space="0" w:color="auto"/>
-              <w:bottom w:val="single" w:sz="4" w:space="0" w:color="auto"/>
-            </w:tcBorders>
+            <w:gridSpan w:val="2"/>
           </w:tcPr>
           <w:p>
             <w:pPr>
@@ -1417,9 +1419,7 @@
         <w:tc>
           <w:tcPr>
             <w:tcW w:w="4680" w:type="dxa"/>
-            <w:tcBorders>
-              <w:top w:val="single" w:sz="4" w:space="0" w:color="auto"/>
-            </w:tcBorders>
+            <w:gridSpan w:val="2"/>
           </w:tcPr>
           <w:p>
             <w:pPr>
@@ -1435,7 +1435,7 @@
       <w:tr>
         <w:tc>
           <w:tcPr>
-            <w:tcW w:w="2695" w:type="dxa"/>
+            <w:tcW w:w="2608" w:type="dxa"/>
             <w:tcBorders>
               <w:right w:val="single" w:sz="4" w:space="0" w:color="auto"/>
             </w:tcBorders>
@@ -1449,13 +1449,14 @@
                 <w:sz w:val="18"/>
                 <w:szCs w:val="18"/>
               </w:rPr>
-              <w:t>Contact No. Local:</w:t>
-            </w:r>
-          </w:p>
-        </w:tc>
-        <w:tc>
-          <w:tcPr>
-            <w:tcW w:w="3060" w:type="dxa"/>
+              <w:t>Contact No. Home Country:</w:t>
+            </w:r>
+          </w:p>
+        </w:tc>
+        <w:tc>
+          <w:tcPr>
+            <w:tcW w:w="3062" w:type="dxa"/>
+            <w:gridSpan w:val="2"/>
             <w:tcBorders>
               <w:top w:val="single" w:sz="4" w:space="0" w:color="auto"/>
               <w:left w:val="single" w:sz="4" w:space="0" w:color="auto"/>
@@ -1480,7 +1481,7 @@
                 <w:sz w:val="18"/>
                 <w:szCs w:val="18"/>
               </w:rPr>
-              <w:t>uae_contact</w:t>
+              <w:t>home_contact</w:t>
             </w:r>
             <w:proofErr w:type="spellEnd"/>
             <w:r>
@@ -1494,90 +1495,31 @@
         </w:tc>
         <w:tc>
           <w:tcPr>
-            <w:tcW w:w="4680" w:type="dxa"/>
+            <w:tcW w:w="1620" w:type="dxa"/>
+            <w:gridSpan w:val="2"/>
             <w:tcBorders>
               <w:left w:val="single" w:sz="4" w:space="0" w:color="auto"/>
-            </w:tcBorders>
-          </w:tcPr>
-          <w:p>
-            <w:pPr>
-              <w:spacing w:line="276" w:lineRule="auto"/>
-            </w:pPr>
-          </w:p>
-        </w:tc>
-      </w:tr>
-      <w:tr>
-        <w:tc>
-          <w:tcPr>
-            <w:tcW w:w="2695" w:type="dxa"/>
-          </w:tcPr>
-          <w:p>
-            <w:pPr>
-              <w:spacing w:line="276" w:lineRule="auto"/>
-              <w:rPr>
-                <w:sz w:val="8"/>
-                <w:szCs w:val="8"/>
-              </w:rPr>
-            </w:pPr>
-          </w:p>
-        </w:tc>
-        <w:tc>
-          <w:tcPr>
-            <w:tcW w:w="3060" w:type="dxa"/>
-            <w:tcBorders>
-              <w:top w:val="single" w:sz="4" w:space="0" w:color="auto"/>
-              <w:bottom w:val="single" w:sz="4" w:space="0" w:color="auto"/>
-            </w:tcBorders>
-          </w:tcPr>
-          <w:p>
-            <w:pPr>
-              <w:spacing w:line="276" w:lineRule="auto"/>
-              <w:rPr>
-                <w:sz w:val="8"/>
-                <w:szCs w:val="8"/>
-              </w:rPr>
-            </w:pPr>
-          </w:p>
-        </w:tc>
-        <w:tc>
-          <w:tcPr>
-            <w:tcW w:w="4680" w:type="dxa"/>
-          </w:tcPr>
-          <w:p>
-            <w:pPr>
-              <w:spacing w:line="276" w:lineRule="auto"/>
-              <w:rPr>
-                <w:sz w:val="8"/>
-                <w:szCs w:val="8"/>
-              </w:rPr>
-            </w:pPr>
-          </w:p>
-        </w:tc>
-      </w:tr>
-      <w:tr>
-        <w:tc>
-          <w:tcPr>
-            <w:tcW w:w="2695" w:type="dxa"/>
-            <w:tcBorders>
               <w:right w:val="single" w:sz="4" w:space="0" w:color="auto"/>
             </w:tcBorders>
-          </w:tcPr>
-          <w:p>
-            <w:pPr>
-              <w:spacing w:line="276" w:lineRule="auto"/>
-            </w:pPr>
-            <w:r>
-              <w:rPr>
-                <w:sz w:val="18"/>
-                <w:szCs w:val="18"/>
-              </w:rPr>
-              <w:t>Contact No. Home Country:</w:t>
-            </w:r>
-          </w:p>
-        </w:tc>
-        <w:tc>
-          <w:tcPr>
-            <w:tcW w:w="3060" w:type="dxa"/>
+            <w:vAlign w:val="center"/>
+          </w:tcPr>
+          <w:p>
+            <w:pPr>
+              <w:spacing w:line="276" w:lineRule="auto"/>
+              <w:jc w:val="right"/>
+            </w:pPr>
+            <w:r>
+              <w:rPr>
+                <w:sz w:val="18"/>
+                <w:szCs w:val="18"/>
+              </w:rPr>
+              <w:t>Contact No. Local:</w:t>
+            </w:r>
+          </w:p>
+        </w:tc>
+        <w:tc>
+          <w:tcPr>
+            <w:tcW w:w="3145" w:type="dxa"/>
             <w:tcBorders>
               <w:top w:val="single" w:sz="4" w:space="0" w:color="auto"/>
               <w:left w:val="single" w:sz="4" w:space="0" w:color="auto"/>
@@ -1602,14 +1544,7 @@
                 <w:sz w:val="18"/>
                 <w:szCs w:val="18"/>
               </w:rPr>
-              <w:t>home_</w:t>
-            </w:r>
-            <w:r>
-              <w:rPr>
-                <w:sz w:val="18"/>
-                <w:szCs w:val="18"/>
-              </w:rPr>
-              <w:t>contact</w:t>
+              <w:t>uae_contact</w:t>
             </w:r>
             <w:proofErr w:type="spellEnd"/>
             <w:r>
@@ -1619,19 +1554,6 @@
               </w:rPr>
               <w:t>}</w:t>
             </w:r>
-          </w:p>
-        </w:tc>
-        <w:tc>
-          <w:tcPr>
-            <w:tcW w:w="4680" w:type="dxa"/>
-            <w:tcBorders>
-              <w:left w:val="single" w:sz="4" w:space="0" w:color="auto"/>
-            </w:tcBorders>
-          </w:tcPr>
-          <w:p>
-            <w:pPr>
-              <w:spacing w:line="276" w:lineRule="auto"/>
-            </w:pPr>
           </w:p>
         </w:tc>
       </w:tr>
@@ -1769,6 +1691,9 @@
         <w:gridCol w:w="2880"/>
       </w:tblGrid>
       <w:tr>
+        <w:trPr>
+          <w:trHeight w:val="144"/>
+        </w:trPr>
         <w:tc>
           <w:tcPr>
             <w:tcW w:w="2159" w:type="dxa"/>
@@ -2011,6 +1936,9 @@
         </w:tc>
       </w:tr>
       <w:tr>
+        <w:trPr>
+          <w:trHeight w:val="98"/>
+        </w:trPr>
         <w:tc>
           <w:tcPr>
             <w:tcW w:w="2159" w:type="dxa"/>
@@ -2439,7 +2367,7 @@
       </w:tblGrid>
       <w:tr>
         <w:trPr>
-          <w:trHeight w:val="446"/>
+          <w:trHeight w:val="152"/>
         </w:trPr>
         <w:tc>
           <w:tcPr>
@@ -2463,25 +2391,7 @@
                 <w:sz w:val="18"/>
                 <w:szCs w:val="18"/>
               </w:rPr>
-              <w:t>Remark / C</w:t>
-            </w:r>
-            <w:r>
-              <w:rPr>
-                <w:b/>
-                <w:bCs/>
-                <w:sz w:val="18"/>
-                <w:szCs w:val="18"/>
-              </w:rPr>
-              <w:t>o</w:t>
-            </w:r>
-            <w:r>
-              <w:rPr>
-                <w:b/>
-                <w:bCs/>
-                <w:sz w:val="18"/>
-                <w:szCs w:val="18"/>
-              </w:rPr>
-              <w:t>mment</w:t>
+              <w:t>Remark / Comment</w:t>
             </w:r>
           </w:p>
         </w:tc>
@@ -2517,16 +2427,7 @@
                 <w:sz w:val="18"/>
                 <w:szCs w:val="18"/>
               </w:rPr>
-              <w:t>remarks</w:t>
-            </w:r>
-            <w:r>
-              <w:rPr>
-                <w:b/>
-                <w:bCs/>
-                <w:sz w:val="18"/>
-                <w:szCs w:val="18"/>
-              </w:rPr>
-              <w:t>}</w:t>
+              <w:t>remarks}</w:t>
             </w:r>
           </w:p>
         </w:tc>
@@ -3258,15 +3159,6 @@
           <w:p>
             <w:pPr>
               <w:spacing w:line="276" w:lineRule="auto"/>
-              <w:rPr>
-                <w:sz w:val="8"/>
-                <w:szCs w:val="8"/>
-              </w:rPr>
-            </w:pPr>
-          </w:p>
-          <w:p>
-            <w:pPr>
-              <w:spacing w:line="276" w:lineRule="auto"/>
             </w:pPr>
             <w:r>
               <w:rPr>
@@ -3459,13 +3351,232 @@
     </w:tbl>
     <w:p>
       <w:pPr>
+        <w:spacing w:after="0"/>
+        <w:rPr>
+          <w:sz w:val="8"/>
+          <w:szCs w:val="8"/>
+        </w:rPr>
+      </w:pPr>
+    </w:p>
+    <w:tbl>
+      <w:tblPr>
+        <w:tblStyle w:val="TableGrid"/>
+        <w:tblW w:w="0" w:type="auto"/>
+        <w:tblLook w:val="04A0" w:firstRow="1" w:lastRow="0" w:firstColumn="1" w:lastColumn="0" w:noHBand="0" w:noVBand="1"/>
+      </w:tblPr>
+      <w:tblGrid>
+        <w:gridCol w:w="6655"/>
+        <w:gridCol w:w="2880"/>
+        <w:gridCol w:w="921"/>
+      </w:tblGrid>
+      <w:tr>
+        <w:tc>
+          <w:tcPr>
+            <w:tcW w:w="10456" w:type="dxa"/>
+            <w:gridSpan w:val="3"/>
+          </w:tcPr>
+          <w:p>
+            <w:pPr>
+              <w:jc w:val="center"/>
+              <w:rPr>
+                <w:b/>
+                <w:bCs/>
+                <w:sz w:val="8"/>
+                <w:szCs w:val="8"/>
+              </w:rPr>
+            </w:pPr>
+            <w:proofErr w:type="gramStart"/>
+            <w:r>
+              <w:rPr>
+                <w:b/>
+                <w:bCs/>
+                <w:sz w:val="18"/>
+                <w:szCs w:val="18"/>
+              </w:rPr>
+              <w:t>( TO</w:t>
+            </w:r>
+            <w:proofErr w:type="gramEnd"/>
+            <w:r>
+              <w:rPr>
+                <w:b/>
+                <w:bCs/>
+                <w:sz w:val="18"/>
+                <w:szCs w:val="18"/>
+              </w:rPr>
+              <w:t xml:space="preserve"> BE COMPLETED BY MANAGER )</w:t>
+            </w:r>
+          </w:p>
+        </w:tc>
+      </w:tr>
+      <w:tr>
+        <w:tc>
+          <w:tcPr>
+            <w:tcW w:w="6655" w:type="dxa"/>
+            <w:tcBorders>
+              <w:top w:val="nil"/>
+              <w:left w:val="single" w:sz="4" w:space="0" w:color="auto"/>
+              <w:bottom w:val="nil"/>
+              <w:right w:val="single" w:sz="4" w:space="0" w:color="auto"/>
+            </w:tcBorders>
+          </w:tcPr>
+          <w:p>
+            <w:pPr>
+              <w:jc w:val="center"/>
+              <w:rPr>
+                <w:b/>
+                <w:bCs/>
+                <w:sz w:val="18"/>
+                <w:szCs w:val="18"/>
+              </w:rPr>
+            </w:pPr>
+            <w:r>
+              <w:rPr>
+                <w:b/>
+                <w:bCs/>
+                <w:sz w:val="18"/>
+                <w:szCs w:val="18"/>
+              </w:rPr>
+              <w:t>Name of Replacement Employee</w:t>
+            </w:r>
+          </w:p>
+        </w:tc>
+        <w:tc>
+          <w:tcPr>
+            <w:tcW w:w="2880" w:type="dxa"/>
+            <w:tcBorders>
+              <w:left w:val="single" w:sz="4" w:space="0" w:color="auto"/>
+              <w:right w:val="single" w:sz="4" w:space="0" w:color="auto"/>
+            </w:tcBorders>
+          </w:tcPr>
+          <w:p>
+            <w:pPr>
+              <w:jc w:val="center"/>
+              <w:rPr>
+                <w:b/>
+                <w:bCs/>
+                <w:sz w:val="18"/>
+                <w:szCs w:val="18"/>
+              </w:rPr>
+            </w:pPr>
+          </w:p>
+        </w:tc>
+        <w:tc>
+          <w:tcPr>
+            <w:tcW w:w="921" w:type="dxa"/>
+            <w:tcBorders>
+              <w:top w:val="nil"/>
+              <w:left w:val="single" w:sz="4" w:space="0" w:color="auto"/>
+              <w:bottom w:val="nil"/>
+              <w:right w:val="nil"/>
+            </w:tcBorders>
+          </w:tcPr>
+          <w:p>
+            <w:pPr>
+              <w:jc w:val="center"/>
+              <w:rPr>
+                <w:b/>
+                <w:bCs/>
+                <w:sz w:val="18"/>
+                <w:szCs w:val="18"/>
+              </w:rPr>
+            </w:pPr>
+          </w:p>
+        </w:tc>
+      </w:tr>
+      <w:tr>
+        <w:tc>
+          <w:tcPr>
+            <w:tcW w:w="6655" w:type="dxa"/>
+            <w:tcBorders>
+              <w:top w:val="nil"/>
+              <w:left w:val="single" w:sz="4" w:space="0" w:color="auto"/>
+              <w:bottom w:val="single" w:sz="4" w:space="0" w:color="auto"/>
+              <w:right w:val="single" w:sz="4" w:space="0" w:color="auto"/>
+            </w:tcBorders>
+          </w:tcPr>
+          <w:p>
+            <w:pPr>
+              <w:jc w:val="center"/>
+              <w:rPr>
+                <w:b/>
+                <w:bCs/>
+                <w:sz w:val="18"/>
+                <w:szCs w:val="18"/>
+              </w:rPr>
+            </w:pPr>
+            <w:r>
+              <w:rPr>
+                <w:b/>
+                <w:bCs/>
+                <w:sz w:val="18"/>
+                <w:szCs w:val="18"/>
+              </w:rPr>
+              <w:t>Job Title</w:t>
+            </w:r>
+          </w:p>
+        </w:tc>
+        <w:tc>
+          <w:tcPr>
+            <w:tcW w:w="2880" w:type="dxa"/>
+            <w:tcBorders>
+              <w:left w:val="single" w:sz="4" w:space="0" w:color="auto"/>
+              <w:right w:val="single" w:sz="4" w:space="0" w:color="auto"/>
+            </w:tcBorders>
+          </w:tcPr>
+          <w:p>
+            <w:pPr>
+              <w:jc w:val="center"/>
+              <w:rPr>
+                <w:b/>
+                <w:bCs/>
+                <w:sz w:val="18"/>
+                <w:szCs w:val="18"/>
+              </w:rPr>
+            </w:pPr>
+          </w:p>
+        </w:tc>
+        <w:tc>
+          <w:tcPr>
+            <w:tcW w:w="921" w:type="dxa"/>
+            <w:tcBorders>
+              <w:top w:val="nil"/>
+              <w:left w:val="single" w:sz="4" w:space="0" w:color="auto"/>
+              <w:bottom w:val="nil"/>
+              <w:right w:val="nil"/>
+            </w:tcBorders>
+          </w:tcPr>
+          <w:p>
+            <w:pPr>
+              <w:jc w:val="center"/>
+              <w:rPr>
+                <w:b/>
+                <w:bCs/>
+                <w:sz w:val="18"/>
+                <w:szCs w:val="18"/>
+              </w:rPr>
+            </w:pPr>
+          </w:p>
+        </w:tc>
+      </w:tr>
+    </w:tbl>
+    <w:p>
+      <w:pPr>
+        <w:spacing w:after="0"/>
+        <w:rPr>
+          <w:sz w:val="8"/>
+          <w:szCs w:val="8"/>
+        </w:rPr>
+      </w:pPr>
+    </w:p>
+    <w:p>
+      <w:pPr>
         <w:pStyle w:val="ListParagraph"/>
         <w:numPr>
           <w:ilvl w:val="0"/>
           <w:numId w:val="1"/>
         </w:numPr>
         <w:spacing w:after="0"/>
-        <w:ind w:hanging="540"/>
+        <w:ind w:left="180"/>
       </w:pPr>
     </w:p>
     <w:tbl>

--- a/public/doc/template.docx
+++ b/public/doc/template.docx
@@ -3196,9 +3196,9 @@
       </w:tblPr>
       <w:tblGrid>
         <w:gridCol w:w="2160"/>
-        <w:gridCol w:w="1165"/>
+        <w:gridCol w:w="1530"/>
         <w:gridCol w:w="270"/>
-        <w:gridCol w:w="1355"/>
+        <w:gridCol w:w="990"/>
         <w:gridCol w:w="1705"/>
         <w:gridCol w:w="270"/>
         <w:gridCol w:w="1530"/>
@@ -3234,7 +3234,7 @@
         </w:tc>
         <w:tc>
           <w:tcPr>
-            <w:tcW w:w="1165" w:type="dxa"/>
+            <w:tcW w:w="1530" w:type="dxa"/>
             <w:tcBorders>
               <w:bottom w:val="single" w:sz="4" w:space="0" w:color="auto"/>
             </w:tcBorders>
@@ -3263,7 +3263,7 @@
         </w:tc>
         <w:tc>
           <w:tcPr>
-            <w:tcW w:w="1355" w:type="dxa"/>
+            <w:tcW w:w="990" w:type="dxa"/>
           </w:tcPr>
           <w:p>
             <w:pPr>
@@ -3436,7 +3436,25 @@
                 <w:sz w:val="18"/>
                 <w:szCs w:val="18"/>
               </w:rPr>
-              <w:t>Name of Replacement Employee</w:t>
+              <w:t>Name of</w:t>
+            </w:r>
+            <w:r>
+              <w:rPr>
+                <w:b/>
+                <w:bCs/>
+                <w:sz w:val="18"/>
+                <w:szCs w:val="18"/>
+              </w:rPr>
+              <w:t xml:space="preserve"> Temporary</w:t>
+            </w:r>
+            <w:r>
+              <w:rPr>
+                <w:b/>
+                <w:bCs/>
+                <w:sz w:val="18"/>
+                <w:szCs w:val="18"/>
+              </w:rPr>
+              <w:t xml:space="preserve"> Replacement Employee</w:t>
             </w:r>
           </w:p>
         </w:tc>

--- a/public/doc/template.docx
+++ b/public/doc/template.docx
@@ -29,7 +29,7 @@
                     </pic:cNvPicPr>
                   </pic:nvPicPr>
                   <pic:blipFill>
-                    <a:blip r:embed="rId5">
+                    <a:blip r:embed="rId7">
                       <a:extLst>
                         <a:ext uri="{28A0092B-C50C-407E-A947-70E740481C1C}">
                           <a14:useLocalDpi xmlns:a14="http://schemas.microsoft.com/office/drawing/2010/main" val="0"/>
@@ -788,9 +788,9 @@
       </w:tblPr>
       <w:tblGrid>
         <w:gridCol w:w="1690"/>
-        <w:gridCol w:w="4430"/>
+        <w:gridCol w:w="4432"/>
         <w:gridCol w:w="1620"/>
-        <w:gridCol w:w="2700"/>
+        <w:gridCol w:w="2698"/>
       </w:tblGrid>
       <w:tr>
         <w:tc>
@@ -819,24 +819,27 @@
         </w:tc>
         <w:tc>
           <w:tcPr>
-            <w:tcW w:w="4430" w:type="dxa"/>
+            <w:tcW w:w="4435" w:type="dxa"/>
             <w:tcBorders>
               <w:top w:val="single" w:sz="4" w:space="0" w:color="auto"/>
               <w:left w:val="single" w:sz="4" w:space="0" w:color="auto"/>
               <w:bottom w:val="single" w:sz="4" w:space="0" w:color="auto"/>
               <w:right w:val="single" w:sz="4" w:space="0" w:color="auto"/>
             </w:tcBorders>
-            <w:noWrap/>
             <w:vAlign w:val="center"/>
           </w:tcPr>
           <w:p>
             <w:pPr>
               <w:spacing w:line="276" w:lineRule="auto"/>
-            </w:pPr>
-            <w:r>
-              <w:rPr>
-                <w:sz w:val="18"/>
-                <w:szCs w:val="18"/>
+              <w:rPr>
+                <w:sz w:val="16"/>
+                <w:szCs w:val="16"/>
+              </w:rPr>
+            </w:pPr>
+            <w:r>
+              <w:rPr>
+                <w:sz w:val="16"/>
+                <w:szCs w:val="16"/>
               </w:rPr>
               <w:t>{name}</w:t>
             </w:r>
@@ -928,7 +931,7 @@
         </w:tc>
         <w:tc>
           <w:tcPr>
-            <w:tcW w:w="4430" w:type="dxa"/>
+            <w:tcW w:w="4435" w:type="dxa"/>
             <w:tcBorders>
               <w:top w:val="single" w:sz="4" w:space="0" w:color="auto"/>
               <w:bottom w:val="single" w:sz="4" w:space="0" w:color="auto"/>
@@ -1000,7 +1003,7 @@
         </w:tc>
         <w:tc>
           <w:tcPr>
-            <w:tcW w:w="4430" w:type="dxa"/>
+            <w:tcW w:w="4435" w:type="dxa"/>
             <w:tcBorders>
               <w:top w:val="single" w:sz="4" w:space="0" w:color="auto"/>
               <w:left w:val="single" w:sz="4" w:space="0" w:color="auto"/>
@@ -1120,7 +1123,7 @@
         </w:tc>
         <w:tc>
           <w:tcPr>
-            <w:tcW w:w="4430" w:type="dxa"/>
+            <w:tcW w:w="4435" w:type="dxa"/>
             <w:tcBorders>
               <w:top w:val="single" w:sz="4" w:space="0" w:color="auto"/>
               <w:bottom w:val="single" w:sz="4" w:space="0" w:color="auto"/>
@@ -1192,7 +1195,7 @@
         </w:tc>
         <w:tc>
           <w:tcPr>
-            <w:tcW w:w="4430" w:type="dxa"/>
+            <w:tcW w:w="4435" w:type="dxa"/>
             <w:tcBorders>
               <w:top w:val="single" w:sz="4" w:space="0" w:color="auto"/>
               <w:left w:val="single" w:sz="4" w:space="0" w:color="auto"/>
@@ -3385,25 +3388,14 @@
                 <w:szCs w:val="8"/>
               </w:rPr>
             </w:pPr>
-            <w:proofErr w:type="gramStart"/>
-            <w:r>
-              <w:rPr>
-                <w:b/>
-                <w:bCs/>
-                <w:sz w:val="18"/>
-                <w:szCs w:val="18"/>
-              </w:rPr>
-              <w:t>( TO</w:t>
-            </w:r>
-            <w:proofErr w:type="gramEnd"/>
-            <w:r>
-              <w:rPr>
-                <w:b/>
-                <w:bCs/>
-                <w:sz w:val="18"/>
-                <w:szCs w:val="18"/>
-              </w:rPr>
-              <w:t xml:space="preserve"> BE COMPLETED BY MANAGER )</w:t>
+            <w:r>
+              <w:rPr>
+                <w:b/>
+                <w:bCs/>
+                <w:sz w:val="18"/>
+                <w:szCs w:val="18"/>
+              </w:rPr>
+              <w:t>( TO BE COMPLETED BY MANAGER )</w:t>
             </w:r>
           </w:p>
         </w:tc>
@@ -4607,12 +4599,62 @@
     </w:p>
     <w:sectPr>
       <w:pgSz w:w="11906" w:h="16838" w:code="9"/>
-      <w:pgMar w:top="720" w:right="720" w:bottom="720" w:left="720" w:header="720" w:footer="720" w:gutter="0"/>
+      <w:pgMar w:top="720" w:right="720" w:bottom="720" w:left="720" w:header="288" w:footer="288" w:gutter="0"/>
       <w:cols w:space="720"/>
       <w:docGrid w:linePitch="360"/>
     </w:sectPr>
   </w:body>
 </w:document>
+</file>
+
+<file path=word/endnotes.xml><?xml version="1.0" encoding="utf-8"?>
+<w:endnotes xmlns:wpc="http://schemas.microsoft.com/office/word/2010/wordprocessingCanvas" xmlns:cx="http://schemas.microsoft.com/office/drawing/2014/chartex" xmlns:cx1="http://schemas.microsoft.com/office/drawing/2015/9/8/chartex" xmlns:cx2="http://schemas.microsoft.com/office/drawing/2015/10/21/chartex" xmlns:cx3="http://schemas.microsoft.com/office/drawing/2016/5/9/chartex" xmlns:cx4="http://schemas.microsoft.com/office/drawing/2016/5/10/chartex" xmlns:cx5="http://schemas.microsoft.com/office/drawing/2016/5/11/chartex" xmlns:cx6="http://schemas.microsoft.com/office/drawing/2016/5/12/chartex" xmlns:cx7="http://schemas.microsoft.com/office/drawing/2016/5/13/chartex" xmlns:cx8="http://schemas.microsoft.com/office/drawing/2016/5/14/chartex" xmlns:mc="http://schemas.openxmlformats.org/markup-compatibility/2006" xmlns:aink="http://schemas.microsoft.com/office/drawing/2016/ink" xmlns:am3d="http://schemas.microsoft.com/office/drawing/2017/model3d" xmlns:o="urn:schemas-microsoft-com:office:office" xmlns:oel="http://schemas.microsoft.com/office/2019/extlst" xmlns:r="http://schemas.openxmlformats.org/officeDocument/2006/relationships" xmlns:m="http://schemas.openxmlformats.org/officeDocument/2006/math" xmlns:v="urn:schemas-microsoft-com:vml" xmlns:wp14="http://schemas.microsoft.com/office/word/2010/wordprocessingDrawing" xmlns:wp="http://schemas.openxmlformats.org/drawingml/2006/wordprocessingDrawing" xmlns:w10="urn:schemas-microsoft-com:office:word" xmlns:w="http://schemas.openxmlformats.org/wordprocessingml/2006/main" xmlns:w14="http://schemas.microsoft.com/office/word/2010/wordml" xmlns:w15="http://schemas.microsoft.com/office/word/2012/wordml" xmlns:w16cex="http://schemas.microsoft.com/office/word/2018/wordml/cex" xmlns:w16cid="http://schemas.microsoft.com/office/word/2016/wordml/cid" xmlns:w16="http://schemas.microsoft.com/office/word/2018/wordml" xmlns:w16du="http://schemas.microsoft.com/office/word/2023/wordml/word16du" xmlns:w16sdtdh="http://schemas.microsoft.com/office/word/2020/wordml/sdtdatahash" xmlns:w16se="http://schemas.microsoft.com/office/word/2015/wordml/symex" xmlns:wpg="http://schemas.microsoft.com/office/word/2010/wordprocessingGroup" xmlns:wpi="http://schemas.microsoft.com/office/word/2010/wordprocessingInk" xmlns:wne="http://schemas.microsoft.com/office/word/2006/wordml" xmlns:wps="http://schemas.microsoft.com/office/word/2010/wordprocessingShape" mc:Ignorable="w14 w15 w16se w16cid w16 w16cex w16sdtdh w16du wp14">
+  <w:endnote w:type="separator" w:id="-1">
+    <w:p>
+      <w:pPr>
+        <w:spacing w:after="0" w:line="240" w:lineRule="auto"/>
+      </w:pPr>
+      <w:r>
+        <w:separator/>
+      </w:r>
+    </w:p>
+  </w:endnote>
+  <w:endnote w:type="continuationSeparator" w:id="0">
+    <w:p>
+      <w:pPr>
+        <w:spacing w:after="0" w:line="240" w:lineRule="auto"/>
+      </w:pPr>
+      <w:r>
+        <w:continuationSeparator/>
+      </w:r>
+    </w:p>
+  </w:endnote>
+</w:endnotes>
+</file>
+
+<file path=word/footnotes.xml><?xml version="1.0" encoding="utf-8"?>
+<w:footnotes xmlns:wpc="http://schemas.microsoft.com/office/word/2010/wordprocessingCanvas" xmlns:cx="http://schemas.microsoft.com/office/drawing/2014/chartex" xmlns:cx1="http://schemas.microsoft.com/office/drawing/2015/9/8/chartex" xmlns:cx2="http://schemas.microsoft.com/office/drawing/2015/10/21/chartex" xmlns:cx3="http://schemas.microsoft.com/office/drawing/2016/5/9/chartex" xmlns:cx4="http://schemas.microsoft.com/office/drawing/2016/5/10/chartex" xmlns:cx5="http://schemas.microsoft.com/office/drawing/2016/5/11/chartex" xmlns:cx6="http://schemas.microsoft.com/office/drawing/2016/5/12/chartex" xmlns:cx7="http://schemas.microsoft.com/office/drawing/2016/5/13/chartex" xmlns:cx8="http://schemas.microsoft.com/office/drawing/2016/5/14/chartex" xmlns:mc="http://schemas.openxmlformats.org/markup-compatibility/2006" xmlns:aink="http://schemas.microsoft.com/office/drawing/2016/ink" xmlns:am3d="http://schemas.microsoft.com/office/drawing/2017/model3d" xmlns:o="urn:schemas-microsoft-com:office:office" xmlns:oel="http://schemas.microsoft.com/office/2019/extlst" xmlns:r="http://schemas.openxmlformats.org/officeDocument/2006/relationships" xmlns:m="http://schemas.openxmlformats.org/officeDocument/2006/math" xmlns:v="urn:schemas-microsoft-com:vml" xmlns:wp14="http://schemas.microsoft.com/office/word/2010/wordprocessingDrawing" xmlns:wp="http://schemas.openxmlformats.org/drawingml/2006/wordprocessingDrawing" xmlns:w10="urn:schemas-microsoft-com:office:word" xmlns:w="http://schemas.openxmlformats.org/wordprocessingml/2006/main" xmlns:w14="http://schemas.microsoft.com/office/word/2010/wordml" xmlns:w15="http://schemas.microsoft.com/office/word/2012/wordml" xmlns:w16cex="http://schemas.microsoft.com/office/word/2018/wordml/cex" xmlns:w16cid="http://schemas.microsoft.com/office/word/2016/wordml/cid" xmlns:w16="http://schemas.microsoft.com/office/word/2018/wordml" xmlns:w16du="http://schemas.microsoft.com/office/word/2023/wordml/word16du" xmlns:w16sdtdh="http://schemas.microsoft.com/office/word/2020/wordml/sdtdatahash" xmlns:w16se="http://schemas.microsoft.com/office/word/2015/wordml/symex" xmlns:wpg="http://schemas.microsoft.com/office/word/2010/wordprocessingGroup" xmlns:wpi="http://schemas.microsoft.com/office/word/2010/wordprocessingInk" xmlns:wne="http://schemas.microsoft.com/office/word/2006/wordml" xmlns:wps="http://schemas.microsoft.com/office/word/2010/wordprocessingShape" mc:Ignorable="w14 w15 w16se w16cid w16 w16cex w16sdtdh w16du wp14">
+  <w:footnote w:type="separator" w:id="-1">
+    <w:p>
+      <w:pPr>
+        <w:spacing w:after="0" w:line="240" w:lineRule="auto"/>
+      </w:pPr>
+      <w:r>
+        <w:separator/>
+      </w:r>
+    </w:p>
+  </w:footnote>
+  <w:footnote w:type="continuationSeparator" w:id="0">
+    <w:p>
+      <w:pPr>
+        <w:spacing w:after="0" w:line="240" w:lineRule="auto"/>
+      </w:pPr>
+      <w:r>
+        <w:continuationSeparator/>
+      </w:r>
+    </w:p>
+  </w:footnote>
+</w:footnotes>
 </file>
 
 <file path=word/numbering.xml><?xml version="1.0" encoding="utf-8"?>
@@ -5276,6 +5318,50 @@
       <w:color w:val="666666"/>
     </w:rPr>
   </w:style>
+  <w:style w:type="paragraph" w:styleId="Header">
+    <w:name w:val="header"/>
+    <w:basedOn w:val="Normal"/>
+    <w:link w:val="HeaderChar"/>
+    <w:uiPriority w:val="99"/>
+    <w:unhideWhenUsed/>
+    <w:rsid w:val="00420A12"/>
+    <w:pPr>
+      <w:tabs>
+        <w:tab w:val="center" w:pos="4680"/>
+        <w:tab w:val="right" w:pos="9360"/>
+      </w:tabs>
+      <w:spacing w:after="0" w:line="240" w:lineRule="auto"/>
+    </w:pPr>
+  </w:style>
+  <w:style w:type="character" w:customStyle="1" w:styleId="HeaderChar">
+    <w:name w:val="Header Char"/>
+    <w:basedOn w:val="DefaultParagraphFont"/>
+    <w:link w:val="Header"/>
+    <w:uiPriority w:val="99"/>
+    <w:rsid w:val="00420A12"/>
+  </w:style>
+  <w:style w:type="paragraph" w:styleId="Footer">
+    <w:name w:val="footer"/>
+    <w:basedOn w:val="Normal"/>
+    <w:link w:val="FooterChar"/>
+    <w:uiPriority w:val="99"/>
+    <w:unhideWhenUsed/>
+    <w:rsid w:val="00420A12"/>
+    <w:pPr>
+      <w:tabs>
+        <w:tab w:val="center" w:pos="4680"/>
+        <w:tab w:val="right" w:pos="9360"/>
+      </w:tabs>
+      <w:spacing w:after="0" w:line="240" w:lineRule="auto"/>
+    </w:pPr>
+  </w:style>
+  <w:style w:type="character" w:customStyle="1" w:styleId="FooterChar">
+    <w:name w:val="Footer Char"/>
+    <w:basedOn w:val="DefaultParagraphFont"/>
+    <w:link w:val="Footer"/>
+    <w:uiPriority w:val="99"/>
+    <w:rsid w:val="00420A12"/>
+  </w:style>
 </w:styles>
 </file>
 
